--- a/t22_s5.docx
+++ b/t22_s5.docx
@@ -3,2168 +3,998 @@
 <w:document xmlns:wpc="http://schemas.microsoft.com/office/word/2010/wordprocessingCanvas" xmlns:mo="http://schemas.microsoft.com/office/mac/office/2008/main" xmlns:mc="http://schemas.openxmlformats.org/markup-compatibility/2006" xmlns:mv="urn:schemas-microsoft-com:mac:vml" xmlns:o="urn:schemas-microsoft-com:office:office" xmlns:r="http://schemas.openxmlformats.org/officeDocument/2006/relationships" xmlns:m="http://schemas.openxmlformats.org/officeDocument/2006/math" xmlns:v="urn:schemas-microsoft-com:vml" xmlns:wp14="http://schemas.microsoft.com/office/word/2010/wordprocessingDrawing" xmlns:wp="http://schemas.openxmlformats.org/drawingml/2006/wordprocessingDrawing" xmlns:w10="urn:schemas-microsoft-com:office:word" xmlns:w="http://schemas.openxmlformats.org/wordprocessingml/2006/main" xmlns:w14="http://schemas.microsoft.com/office/word/2010/wordml" xmlns:wpg="http://schemas.microsoft.com/office/word/2010/wordprocessingGroup" xmlns:wpi="http://schemas.microsoft.com/office/word/2010/wordprocessingInk" xmlns:wne="http://schemas.microsoft.com/office/word/2006/wordml" xmlns:wps="http://schemas.microsoft.com/office/word/2010/wordprocessingShape" mc:Ignorable="w14 wp14">
   <w:body>
     <w:p>
-      <w:pPr>
-        <w:spacing w:after="20" w:before="120"/>
-      </w:pPr>
       <w:r>
-        <w:rPr>
-          <w:b/>
-          <w:sz w:val="22"/>
-        </w:rPr>
-        <w:t>Question: Which action should be taken when hands are soiled with visible particles?</w:t>
+        <w:t xml:space="preserve">Question: A shopkeeper sells an article for ₹540 at a profit of 20%. The cost price is:</w:t>
       </w:r>
     </w:p>
     <w:p>
-      <w:pPr>
-        <w:spacing w:after="0" w:before="0"/>
-      </w:pPr>
       <w:r>
-        <w:rPr>
-          <w:b w:val="0"/>
-          <w:sz w:val="22"/>
-        </w:rPr>
-        <w:t>(a) Do not assist to doctor</w:t>
+        <w:t xml:space="preserve">(a) ₹432</w:t>
       </w:r>
     </w:p>
     <w:p>
-      <w:pPr>
-        <w:spacing w:after="0" w:before="0"/>
-      </w:pPr>
       <w:r>
-        <w:rPr>
-          <w:b w:val="0"/>
-          <w:sz w:val="22"/>
-        </w:rPr>
-        <w:t>(b) Hand clean with hand rub or sanitizer</w:t>
+        <w:t xml:space="preserve">(b) ₹450</w:t>
       </w:r>
     </w:p>
     <w:p>
-      <w:pPr>
-        <w:spacing w:after="0" w:before="0"/>
-      </w:pPr>
       <w:r>
-        <w:rPr>
-          <w:b w:val="0"/>
-          <w:sz w:val="22"/>
-        </w:rPr>
-        <w:t>(c) Hand washing with soap &amp; water</w:t>
+        <w:t xml:space="preserve">(c) ₹460</w:t>
       </w:r>
     </w:p>
     <w:p>
-      <w:pPr>
-        <w:spacing w:after="0" w:before="0"/>
-      </w:pPr>
       <w:r>
-        <w:rPr>
-          <w:b w:val="0"/>
-          <w:sz w:val="22"/>
-        </w:rPr>
-        <w:t>(d) Do not touch the patient</w:t>
+        <w:t xml:space="preserve">(d) ₹480</w:t>
       </w:r>
     </w:p>
     <w:p>
-      <w:pPr>
-        <w:spacing w:after="0" w:before="40"/>
-      </w:pPr>
       <w:r>
-        <w:rPr>
-          <w:b/>
-          <w:sz w:val="22"/>
-        </w:rPr>
-        <w:t>Answer: c</w:t>
+        <w:t xml:space="preserve">Answer: b</w:t>
       </w:r>
     </w:p>
     <w:p>
-      <w:pPr>
-        <w:spacing w:after="0" w:before="0"/>
-      </w:pPr>
       <w:r>
-        <w:rPr>
-          <w:b w:val="0"/>
-          <w:sz w:val="21"/>
-        </w:rPr>
-        <w:t>Solution: If hands are soiled with visible particles, the appropriate action to be taken is hand washing with soap and water (option B). Hand rubs or sanitizers are effective for routine hand hygiene practices when the hands are not visibly soiled. However, when the hands are visibly dirty or contaminated Hand washing Hand washing with visible particles, it is necessary to perform hand washing using soap and water. Hand washing with soap and water helps physically remove dirt, soil, and contaminants from the hands. It is important to wash all surfaces of the hands, including between the fingers and under the nails, for a minimum of 20 seconds. Following proper hand hygiene practices in different situations helps maintain hand cleanliness and reduce the risk of infection transmission.</w:t>
+        <w:t xml:space="preserve">Solution: Selling price = CP × 1.2 → CP = 540 ÷ 1.2 = ₹450.</w:t>
       </w:r>
     </w:p>
     <w:p>
-      <w:pPr>
-        <w:spacing w:after="0" w:before="0"/>
-      </w:pPr>
       <w:r>
-        <w:rPr>
-          <w:b w:val="0"/>
-          <w:sz w:val="20"/>
-        </w:rPr>
-        <w:t>Positive Marks: 1</w:t>
+        <w:t xml:space="preserve">Positive Marks: 1</w:t>
       </w:r>
     </w:p>
     <w:p>
-      <w:pPr>
-        <w:spacing w:after="160" w:before="0"/>
-      </w:pPr>
       <w:r>
-        <w:rPr>
-          <w:b w:val="0"/>
-          <w:sz w:val="20"/>
-        </w:rPr>
-        <w:t>Negative Marks: 0.25</w:t>
+        <w:t xml:space="preserve">Negative Marks: 0.25</w:t>
       </w:r>
     </w:p>
     <w:p>
-      <w:pPr>
-        <w:spacing w:after="20" w:before="120"/>
-      </w:pPr>
       <w:r>
-        <w:rPr>
-          <w:b/>
-          <w:sz w:val="22"/>
-        </w:rPr>
-        <w:t>Question: If the day after tomorrow is Monday, what day was yesterday?</w:t>
+        <w:t xml:space="preserve"/>
       </w:r>
     </w:p>
     <w:p>
-      <w:pPr>
-        <w:spacing w:after="0" w:before="0"/>
-      </w:pPr>
       <w:r>
-        <w:rPr>
-          <w:b w:val="0"/>
-          <w:sz w:val="22"/>
-        </w:rPr>
-        <w:t>(a) Sunday</w:t>
+        <w:t xml:space="preserve">Question: Which of the following is system software?</w:t>
       </w:r>
     </w:p>
     <w:p>
-      <w:pPr>
-        <w:spacing w:after="0" w:before="0"/>
-      </w:pPr>
       <w:r>
-        <w:rPr>
-          <w:b w:val="0"/>
-          <w:sz w:val="22"/>
-        </w:rPr>
-        <w:t>(b) Friday</w:t>
+        <w:t xml:space="preserve">(a) Operating system</w:t>
       </w:r>
     </w:p>
     <w:p>
-      <w:pPr>
-        <w:spacing w:after="0" w:before="0"/>
-      </w:pPr>
       <w:r>
-        <w:rPr>
-          <w:b w:val="0"/>
-          <w:sz w:val="22"/>
-        </w:rPr>
-        <w:t>(c) Saturday</w:t>
+        <w:t xml:space="preserve">(b) MS Word</w:t>
       </w:r>
     </w:p>
     <w:p>
-      <w:pPr>
-        <w:spacing w:after="0" w:before="0"/>
-      </w:pPr>
       <w:r>
-        <w:rPr>
-          <w:b w:val="0"/>
-          <w:sz w:val="22"/>
-        </w:rPr>
-        <w:t>(d) Thursday</w:t>
+        <w:t xml:space="preserve">(c) Excel</w:t>
       </w:r>
     </w:p>
     <w:p>
-      <w:pPr>
-        <w:spacing w:after="0" w:before="40"/>
-      </w:pPr>
       <w:r>
-        <w:rPr>
-          <w:b/>
-          <w:sz w:val="22"/>
-        </w:rPr>
-        <w:t>Answer: b</w:t>
+        <w:t xml:space="preserve">(d) Chrome</w:t>
       </w:r>
     </w:p>
     <w:p>
-      <w:pPr>
-        <w:spacing w:after="0" w:before="0"/>
-      </w:pPr>
       <w:r>
-        <w:rPr>
-          <w:b w:val="0"/>
-          <w:sz w:val="21"/>
-        </w:rPr>
-        <w:t>Solution: Day after tomorrow Monday → today Saturday → yesterday Friday.</w:t>
+        <w:t xml:space="preserve">Answer: a</w:t>
       </w:r>
     </w:p>
     <w:p>
-      <w:pPr>
-        <w:spacing w:after="0" w:before="0"/>
-      </w:pPr>
       <w:r>
-        <w:rPr>
-          <w:b w:val="0"/>
-          <w:sz w:val="20"/>
-        </w:rPr>
-        <w:t>Positive Marks: 1</w:t>
+        <w:t xml:space="preserve">Solution: The operating system is system software managing hardware and software. Word, Excel, and Chrome are application software.</w:t>
       </w:r>
     </w:p>
     <w:p>
-      <w:pPr>
-        <w:spacing w:after="160" w:before="0"/>
-      </w:pPr>
       <w:r>
-        <w:rPr>
-          <w:b w:val="0"/>
-          <w:sz w:val="20"/>
-        </w:rPr>
-        <w:t>Negative Marks: 0.25</w:t>
+        <w:t xml:space="preserve">Positive Marks: 1</w:t>
       </w:r>
     </w:p>
     <w:p>
-      <w:pPr>
-        <w:spacing w:after="20" w:before="120"/>
-      </w:pPr>
       <w:r>
-        <w:rPr>
-          <w:b/>
-          <w:sz w:val="22"/>
-        </w:rPr>
-        <w:t>Question: The Sepoy Mutiny of 1857 began at which place?</w:t>
+        <w:t xml:space="preserve">Negative Marks: 0.25</w:t>
       </w:r>
     </w:p>
     <w:p>
-      <w:pPr>
-        <w:spacing w:after="0" w:before="0"/>
-      </w:pPr>
       <w:r>
-        <w:rPr>
-          <w:b w:val="0"/>
-          <w:sz w:val="22"/>
-        </w:rPr>
-        <w:t>(a) Meerut</w:t>
+        <w:t xml:space="preserve"/>
       </w:r>
     </w:p>
     <w:p>
-      <w:pPr>
-        <w:spacing w:after="0" w:before="0"/>
-      </w:pPr>
       <w:r>
-        <w:rPr>
-          <w:b w:val="0"/>
-          <w:sz w:val="22"/>
-        </w:rPr>
-        <w:t>(b) Kanpur</w:t>
+        <w:t xml:space="preserve">Question: The "Hawa Mahal" is located in:</w:t>
       </w:r>
     </w:p>
     <w:p>
-      <w:pPr>
-        <w:spacing w:after="0" w:before="0"/>
-      </w:pPr>
       <w:r>
-        <w:rPr>
-          <w:b w:val="0"/>
-          <w:sz w:val="22"/>
-        </w:rPr>
-        <w:t>(c) Delhi</w:t>
+        <w:t xml:space="preserve">(a) Jaipur</w:t>
       </w:r>
     </w:p>
     <w:p>
-      <w:pPr>
-        <w:spacing w:after="0" w:before="0"/>
-      </w:pPr>
       <w:r>
-        <w:rPr>
-          <w:b w:val="0"/>
-          <w:sz w:val="22"/>
-        </w:rPr>
-        <w:t>(d) Lucknow</w:t>
+        <w:t xml:space="preserve">(b) Jodhpur</w:t>
       </w:r>
     </w:p>
     <w:p>
-      <w:pPr>
-        <w:spacing w:after="0" w:before="40"/>
-      </w:pPr>
       <w:r>
-        <w:rPr>
-          <w:b/>
-          <w:sz w:val="22"/>
-        </w:rPr>
-        <w:t>Answer: a</w:t>
+        <w:t xml:space="preserve">(c) Udaipur</w:t>
       </w:r>
     </w:p>
     <w:p>
-      <w:pPr>
-        <w:spacing w:after="0" w:before="0"/>
-      </w:pPr>
       <w:r>
-        <w:rPr>
-          <w:b w:val="0"/>
-          <w:sz w:val="21"/>
-        </w:rPr>
-        <w:t>Solution: The revolt of 1857 began at Meerut on 10 May 1857, after which it spread to Delhi and other centres.</w:t>
+        <w:t xml:space="preserve">(d) Jaisalmer</w:t>
       </w:r>
     </w:p>
     <w:p>
-      <w:pPr>
-        <w:spacing w:after="0" w:before="0"/>
-      </w:pPr>
       <w:r>
-        <w:rPr>
-          <w:b w:val="0"/>
-          <w:sz w:val="20"/>
-        </w:rPr>
-        <w:t>Positive Marks: 1</w:t>
+        <w:t xml:space="preserve">Answer: a</w:t>
       </w:r>
     </w:p>
     <w:p>
-      <w:pPr>
-        <w:spacing w:after="160" w:before="0"/>
-      </w:pPr>
       <w:r>
-        <w:rPr>
-          <w:b w:val="0"/>
-          <w:sz w:val="20"/>
-        </w:rPr>
-        <w:t>Negative Marks: 0.25</w:t>
+        <w:t xml:space="preserve">Solution: The Hawa Mahal ("Palace of Winds") is a landmark in Jaipur, Rajasthan — built in 1799 with 953 small windows for the royal women to observe street processions.</w:t>
       </w:r>
     </w:p>
     <w:p>
-      <w:pPr>
-        <w:spacing w:after="20" w:before="120"/>
-      </w:pPr>
       <w:r>
-        <w:rPr>
-          <w:b/>
-          <w:sz w:val="22"/>
-        </w:rPr>
-        <w:t>Question: The National Sports Day is celebrated on 29 August in honour of:</w:t>
+        <w:t xml:space="preserve">Positive Marks: 1</w:t>
       </w:r>
     </w:p>
     <w:p>
-      <w:pPr>
-        <w:spacing w:after="0" w:before="0"/>
-      </w:pPr>
       <w:r>
-        <w:rPr>
-          <w:b w:val="0"/>
-          <w:sz w:val="22"/>
-        </w:rPr>
-        <w:t>(a) Milkha Singh</w:t>
+        <w:t xml:space="preserve">Negative Marks: 0.25</w:t>
       </w:r>
     </w:p>
     <w:p>
-      <w:pPr>
-        <w:spacing w:after="0" w:before="0"/>
-      </w:pPr>
       <w:r>
-        <w:rPr>
-          <w:b w:val="0"/>
-          <w:sz w:val="22"/>
-        </w:rPr>
-        <w:t>(b) Dhyan Chand</w:t>
+        <w:t xml:space="preserve"/>
       </w:r>
     </w:p>
     <w:p>
-      <w:pPr>
-        <w:spacing w:after="0" w:before="0"/>
-      </w:pPr>
       <w:r>
-        <w:rPr>
-          <w:b w:val="0"/>
-          <w:sz w:val="22"/>
-        </w:rPr>
-        <w:t>(c) Sachin Tendulkar</w:t>
+        <w:t xml:space="preserve">Question: If 12 workers earn ₹9,600 in 8 days, the daily earning of one worker is:</w:t>
       </w:r>
     </w:p>
     <w:p>
-      <w:pPr>
-        <w:spacing w:after="0" w:before="0"/>
-      </w:pPr>
       <w:r>
-        <w:rPr>
-          <w:b w:val="0"/>
-          <w:sz w:val="22"/>
-        </w:rPr>
-        <w:t>(d) P.T. Usha</w:t>
+        <w:t xml:space="preserve">(a) ₹80</w:t>
       </w:r>
     </w:p>
     <w:p>
-      <w:pPr>
-        <w:spacing w:after="0" w:before="40"/>
-      </w:pPr>
       <w:r>
-        <w:rPr>
-          <w:b/>
-          <w:sz w:val="22"/>
-        </w:rPr>
-        <w:t>Answer: b</w:t>
+        <w:t xml:space="preserve">(b) ₹100</w:t>
       </w:r>
     </w:p>
     <w:p>
-      <w:pPr>
-        <w:spacing w:after="0" w:before="0"/>
-      </w:pPr>
       <w:r>
-        <w:rPr>
-          <w:b w:val="0"/>
-          <w:sz w:val="21"/>
-        </w:rPr>
-        <w:t>Solution: National Sports Day (29 August) marks the birth anniversary of hockey legend Major Dhyan Chand.</w:t>
+        <w:t xml:space="preserve">(c) ₹120</w:t>
       </w:r>
     </w:p>
     <w:p>
-      <w:pPr>
-        <w:spacing w:after="0" w:before="0"/>
-      </w:pPr>
       <w:r>
-        <w:rPr>
-          <w:b w:val="0"/>
-          <w:sz w:val="20"/>
-        </w:rPr>
-        <w:t>Positive Marks: 1</w:t>
+        <w:t xml:space="preserve">(d) ₹150</w:t>
       </w:r>
     </w:p>
     <w:p>
-      <w:pPr>
-        <w:spacing w:after="160" w:before="0"/>
-      </w:pPr>
       <w:r>
-        <w:rPr>
-          <w:b w:val="0"/>
-          <w:sz w:val="20"/>
-        </w:rPr>
-        <w:t>Negative Marks: 0.25</w:t>
+        <w:t xml:space="preserve">Answer: b</w:t>
       </w:r>
     </w:p>
     <w:p>
-      <w:pPr>
-        <w:spacing w:after="20" w:before="120"/>
-      </w:pPr>
       <w:r>
-        <w:rPr>
-          <w:b/>
-          <w:sz w:val="22"/>
-        </w:rPr>
-        <w:t>Question: Doctor : Hospital :: Teacher : ?</w:t>
+        <w:t xml:space="preserve">Solution: Total worker-days = 12 × 8 = 96. Daily earning of one worker = 9,600 ÷ 96 = ₹100.</w:t>
       </w:r>
     </w:p>
     <w:p>
-      <w:pPr>
-        <w:spacing w:after="0" w:before="0"/>
-      </w:pPr>
       <w:r>
-        <w:rPr>
-          <w:b w:val="0"/>
-          <w:sz w:val="22"/>
-        </w:rPr>
-        <w:t>(a) Home</w:t>
+        <w:t xml:space="preserve">Positive Marks: 1</w:t>
       </w:r>
     </w:p>
     <w:p>
-      <w:pPr>
-        <w:spacing w:after="0" w:before="0"/>
-      </w:pPr>
       <w:r>
-        <w:rPr>
-          <w:b w:val="0"/>
-          <w:sz w:val="22"/>
-        </w:rPr>
-        <w:t>(b) Library</w:t>
+        <w:t xml:space="preserve">Negative Marks: 0.25</w:t>
       </w:r>
     </w:p>
     <w:p>
-      <w:pPr>
-        <w:spacing w:after="0" w:before="0"/>
-      </w:pPr>
       <w:r>
-        <w:rPr>
-          <w:b w:val="0"/>
-          <w:sz w:val="22"/>
-        </w:rPr>
-        <w:t>(c) School</w:t>
+        <w:t xml:space="preserve"/>
       </w:r>
     </w:p>
     <w:p>
-      <w:pPr>
-        <w:spacing w:after="0" w:before="0"/>
-      </w:pPr>
       <w:r>
-        <w:rPr>
-          <w:b w:val="0"/>
-          <w:sz w:val="22"/>
-        </w:rPr>
-        <w:t>(d) Court</w:t>
+        <w:t xml:space="preserve">Question: The "cut, copy, and paste" operations are related to:</w:t>
       </w:r>
     </w:p>
     <w:p>
-      <w:pPr>
-        <w:spacing w:after="0" w:before="40"/>
-      </w:pPr>
       <w:r>
-        <w:rPr>
-          <w:b/>
-          <w:sz w:val="22"/>
-        </w:rPr>
-        <w:t>Answer: c</w:t>
+        <w:t xml:space="preserve">(a) Editing text/data</w:t>
       </w:r>
     </w:p>
     <w:p>
-      <w:pPr>
-        <w:spacing w:after="0" w:before="0"/>
-      </w:pPr>
       <w:r>
-        <w:rPr>
-          <w:b w:val="0"/>
-          <w:sz w:val="21"/>
-        </w:rPr>
-        <w:t>Solution: A doctor works in a hospital; a teacher works in a school.</w:t>
+        <w:t xml:space="preserve">(b) Connecting to the internet</w:t>
       </w:r>
     </w:p>
     <w:p>
-      <w:pPr>
-        <w:spacing w:after="0" w:before="0"/>
-      </w:pPr>
       <w:r>
-        <w:rPr>
-          <w:b w:val="0"/>
-          <w:sz w:val="20"/>
-        </w:rPr>
-        <w:t>Positive Marks: 1</w:t>
+        <w:t xml:space="preserve">(c) Printing</w:t>
       </w:r>
     </w:p>
     <w:p>
-      <w:pPr>
-        <w:spacing w:after="160" w:before="0"/>
-      </w:pPr>
       <w:r>
-        <w:rPr>
-          <w:b w:val="0"/>
-          <w:sz w:val="20"/>
-        </w:rPr>
-        <w:t>Negative Marks: 0.25</w:t>
+        <w:t xml:space="preserve">(d) Booting</w:t>
       </w:r>
     </w:p>
     <w:p>
-      <w:pPr>
-        <w:spacing w:after="20" w:before="120"/>
-      </w:pPr>
       <w:r>
-        <w:rPr>
-          <w:b/>
-          <w:sz w:val="22"/>
-        </w:rPr>
-        <w:t>Question: What is 15% of 240?</w:t>
+        <w:t xml:space="preserve">Answer: a</w:t>
       </w:r>
     </w:p>
     <w:p>
-      <w:pPr>
-        <w:spacing w:after="0" w:before="0"/>
-      </w:pPr>
       <w:r>
-        <w:rPr>
-          <w:b w:val="0"/>
-          <w:sz w:val="22"/>
-        </w:rPr>
-        <w:t>(a) 36</w:t>
+        <w:t xml:space="preserve">Solution: Cut, copy, and paste are editing operations — moving or duplicating text/data in documents.</w:t>
       </w:r>
     </w:p>
     <w:p>
-      <w:pPr>
-        <w:spacing w:after="0" w:before="0"/>
-      </w:pPr>
       <w:r>
-        <w:rPr>
-          <w:b w:val="0"/>
-          <w:sz w:val="22"/>
-        </w:rPr>
-        <w:t>(b) 32</w:t>
+        <w:t xml:space="preserve">Positive Marks: 1</w:t>
       </w:r>
     </w:p>
     <w:p>
-      <w:pPr>
-        <w:spacing w:after="0" w:before="0"/>
-      </w:pPr>
       <w:r>
-        <w:rPr>
-          <w:b w:val="0"/>
-          <w:sz w:val="22"/>
-        </w:rPr>
-        <w:t>(c) 34</w:t>
+        <w:t xml:space="preserve">Negative Marks: 0.25</w:t>
       </w:r>
     </w:p>
     <w:p>
-      <w:pPr>
-        <w:spacing w:after="0" w:before="0"/>
-      </w:pPr>
       <w:r>
-        <w:rPr>
-          <w:b w:val="0"/>
-          <w:sz w:val="22"/>
-        </w:rPr>
-        <w:t>(d) 40</w:t>
+        <w:t xml:space="preserve"/>
       </w:r>
     </w:p>
     <w:p>
-      <w:pPr>
-        <w:spacing w:after="0" w:before="40"/>
-      </w:pPr>
       <w:r>
-        <w:rPr>
-          <w:b/>
-          <w:sz w:val="22"/>
-        </w:rPr>
-        <w:t>Answer: a</w:t>
+        <w:t xml:space="preserve">Question: The "Gol Gumbaz" with its famous whispering gallery is located in:</w:t>
       </w:r>
     </w:p>
     <w:p>
-      <w:pPr>
-        <w:spacing w:after="0" w:before="0"/>
-      </w:pPr>
       <w:r>
-        <w:rPr>
-          <w:b w:val="0"/>
-          <w:sz w:val="21"/>
-        </w:rPr>
-        <w:t>Solution: 15% of 240 = 0.15 × 240 = 36.</w:t>
+        <w:t xml:space="preserve">(a) Bijapur</w:t>
       </w:r>
     </w:p>
     <w:p>
-      <w:pPr>
-        <w:spacing w:after="0" w:before="0"/>
-      </w:pPr>
       <w:r>
-        <w:rPr>
-          <w:b w:val="0"/>
-          <w:sz w:val="20"/>
-        </w:rPr>
-        <w:t>Positive Marks: 1</w:t>
+        <w:t xml:space="preserve">(b) Hyderabad</w:t>
       </w:r>
     </w:p>
     <w:p>
-      <w:pPr>
-        <w:spacing w:after="160" w:before="0"/>
-      </w:pPr>
       <w:r>
-        <w:rPr>
-          <w:b w:val="0"/>
-          <w:sz w:val="20"/>
-        </w:rPr>
-        <w:t>Negative Marks: 0.25</w:t>
+        <w:t xml:space="preserve">(c) Mysore</w:t>
       </w:r>
     </w:p>
     <w:p>
-      <w:pPr>
-        <w:spacing w:after="20" w:before="120"/>
-      </w:pPr>
       <w:r>
-        <w:rPr>
-          <w:b/>
-          <w:sz w:val="22"/>
-        </w:rPr>
-        <w:t>Question: Who is the present CEO of Google?</w:t>
+        <w:t xml:space="preserve">(d) Belgaum</w:t>
       </w:r>
     </w:p>
     <w:p>
-      <w:pPr>
-        <w:spacing w:after="0" w:before="0"/>
-      </w:pPr>
       <w:r>
-        <w:rPr>
-          <w:b w:val="0"/>
-          <w:sz w:val="22"/>
-        </w:rPr>
-        <w:t>(a) Satya Nadella</w:t>
+        <w:t xml:space="preserve">Answer: a</w:t>
       </w:r>
     </w:p>
     <w:p>
-      <w:pPr>
-        <w:spacing w:after="0" w:before="0"/>
-      </w:pPr>
       <w:r>
-        <w:rPr>
-          <w:b w:val="0"/>
-          <w:sz w:val="22"/>
-        </w:rPr>
-        <w:t>(b) Timothy Donald Cook</w:t>
+        <w:t xml:space="preserve">Solution: The Gol Gumbaz (1656) in Bijapur, Karnataka, is the mausoleum of Muhammad Adil Shah — famous for its whispering gallery and one of the largest domes in the world.</w:t>
       </w:r>
     </w:p>
     <w:p>
-      <w:pPr>
-        <w:spacing w:after="0" w:before="0"/>
-      </w:pPr>
       <w:r>
-        <w:rPr>
-          <w:b w:val="0"/>
-          <w:sz w:val="22"/>
-        </w:rPr>
-        <w:t>(c) Sunder pichai</w:t>
+        <w:t xml:space="preserve">Positive Marks: 1</w:t>
       </w:r>
     </w:p>
     <w:p>
-      <w:pPr>
-        <w:spacing w:after="0" w:before="0"/>
-      </w:pPr>
       <w:r>
-        <w:rPr>
-          <w:b w:val="0"/>
-          <w:sz w:val="22"/>
-        </w:rPr>
-        <w:t>(d) Mark Zuckerberg</w:t>
+        <w:t xml:space="preserve">Negative Marks: 0.25</w:t>
       </w:r>
     </w:p>
     <w:p>
-      <w:pPr>
-        <w:spacing w:after="0" w:before="40"/>
-      </w:pPr>
       <w:r>
-        <w:rPr>
-          <w:b/>
-          <w:sz w:val="22"/>
-        </w:rPr>
-        <w:t>Answer: c</w:t>
+        <w:t xml:space="preserve"/>
       </w:r>
     </w:p>
     <w:p>
-      <w:pPr>
-        <w:spacing w:after="0" w:before="0"/>
-      </w:pPr>
       <w:r>
-        <w:rPr>
-          <w:b w:val="0"/>
-          <w:sz w:val="21"/>
-        </w:rPr>
-        <w:t>Solution: The current CEO of Google is Sundar Pichai. Sundar Pichai, an Indian- American business executive, took over as the CEO of Google in October 2015. He joined Google in 2004 and has played a significant role in the development of various Google products, including Google Chrome and Android. Under his leadership, Google has expanded its presence and influence in the technology industry. Sundar Pichai is known for his vision and strategic approach in shaping Google's future and driving innovation in areas such as artificial intelligence and cloud computing.</w:t>
+        <w:t xml:space="preserve">Question: The value of 6.25 × 4 is:</w:t>
       </w:r>
     </w:p>
     <w:p>
-      <w:pPr>
-        <w:spacing w:after="0" w:before="0"/>
-      </w:pPr>
       <w:r>
-        <w:rPr>
-          <w:b w:val="0"/>
-          <w:sz w:val="20"/>
-        </w:rPr>
-        <w:t>Positive Marks: 1</w:t>
+        <w:t xml:space="preserve">(a) 24</w:t>
       </w:r>
     </w:p>
     <w:p>
-      <w:pPr>
-        <w:spacing w:after="160" w:before="0"/>
-      </w:pPr>
       <w:r>
-        <w:rPr>
-          <w:b w:val="0"/>
-          <w:sz w:val="20"/>
-        </w:rPr>
-        <w:t>Negative Marks: 0.25</w:t>
+        <w:t xml:space="preserve">(b) 25</w:t>
       </w:r>
     </w:p>
     <w:p>
-      <w:pPr>
-        <w:spacing w:after="20" w:before="120"/>
-      </w:pPr>
       <w:r>
-        <w:rPr>
-          <w:b/>
-          <w:sz w:val="22"/>
-        </w:rPr>
-        <w:t>Question: A train travels 60 km in 45 minutes. What is its speed in km/hour?</w:t>
+        <w:t xml:space="preserve">(c) 26</w:t>
       </w:r>
     </w:p>
     <w:p>
-      <w:pPr>
-        <w:spacing w:after="0" w:before="0"/>
-      </w:pPr>
       <w:r>
-        <w:rPr>
-          <w:b w:val="0"/>
-          <w:sz w:val="22"/>
-        </w:rPr>
-        <w:t>(a) 80 km/hr</w:t>
+        <w:t xml:space="preserve">(d) 28</w:t>
       </w:r>
     </w:p>
     <w:p>
-      <w:pPr>
-        <w:spacing w:after="0" w:before="0"/>
-      </w:pPr>
       <w:r>
-        <w:rPr>
-          <w:b w:val="0"/>
-          <w:sz w:val="22"/>
-        </w:rPr>
-        <w:t>(b) 60 km/hr</w:t>
+        <w:t xml:space="preserve">Answer: b</w:t>
       </w:r>
     </w:p>
     <w:p>
-      <w:pPr>
-        <w:spacing w:after="0" w:before="0"/>
-      </w:pPr>
       <w:r>
-        <w:rPr>
-          <w:b w:val="0"/>
-          <w:sz w:val="22"/>
-        </w:rPr>
-        <w:t>(c) 90 km/hr</w:t>
+        <w:t xml:space="preserve">Solution: 6.25 × 4 = 25.</w:t>
       </w:r>
     </w:p>
     <w:p>
-      <w:pPr>
-        <w:spacing w:after="0" w:before="0"/>
-      </w:pPr>
       <w:r>
-        <w:rPr>
-          <w:b w:val="0"/>
-          <w:sz w:val="22"/>
-        </w:rPr>
-        <w:t>(d) 75 km/hr</w:t>
+        <w:t xml:space="preserve">Positive Marks: 1</w:t>
       </w:r>
     </w:p>
     <w:p>
-      <w:pPr>
-        <w:spacing w:after="0" w:before="40"/>
-      </w:pPr>
       <w:r>
-        <w:rPr>
-          <w:b/>
-          <w:sz w:val="22"/>
-        </w:rPr>
-        <w:t>Answer: a</w:t>
+        <w:t xml:space="preserve">Negative Marks: 0.25</w:t>
       </w:r>
     </w:p>
     <w:p>
-      <w:pPr>
-        <w:spacing w:after="0" w:before="0"/>
-      </w:pPr>
       <w:r>
-        <w:rPr>
-          <w:b w:val="0"/>
-          <w:sz w:val="21"/>
-        </w:rPr>
-        <w:t>Solution: Speed = distance ÷ time = 60 km ÷ 0.75 hr = 80 km/hr.</w:t>
+        <w:t xml:space="preserve"/>
       </w:r>
     </w:p>
     <w:p>
-      <w:pPr>
-        <w:spacing w:after="0" w:before="0"/>
-      </w:pPr>
       <w:r>
-        <w:rPr>
-          <w:b w:val="0"/>
-          <w:sz w:val="20"/>
-        </w:rPr>
-        <w:t>Positive Marks: 1</w:t>
+        <w:t xml:space="preserve">Question: In MS PowerPoint, which view is used for delivering a presentation to an audience?</w:t>
       </w:r>
     </w:p>
     <w:p>
-      <w:pPr>
-        <w:spacing w:after="160" w:before="0"/>
-      </w:pPr>
       <w:r>
-        <w:rPr>
-          <w:b w:val="0"/>
-          <w:sz w:val="20"/>
-        </w:rPr>
-        <w:t>Negative Marks: 0.25</w:t>
+        <w:t xml:space="preserve">(a) Slide Show view</w:t>
       </w:r>
     </w:p>
     <w:p>
-      <w:pPr>
-        <w:spacing w:after="20" w:before="120"/>
-      </w:pPr>
       <w:r>
-        <w:rPr>
-          <w:b/>
-          <w:sz w:val="22"/>
-        </w:rPr>
-        <w:t>Question: The term of the Lok Sabha is:</w:t>
+        <w:t xml:space="preserve">(b) Normal view</w:t>
       </w:r>
     </w:p>
     <w:p>
-      <w:pPr>
-        <w:spacing w:after="0" w:before="0"/>
-      </w:pPr>
       <w:r>
-        <w:rPr>
-          <w:b w:val="0"/>
-          <w:sz w:val="22"/>
-        </w:rPr>
-        <w:t>(a) 6 years</w:t>
+        <w:t xml:space="preserve">(c) Outline view</w:t>
       </w:r>
     </w:p>
     <w:p>
-      <w:pPr>
-        <w:spacing w:after="0" w:before="0"/>
-      </w:pPr>
       <w:r>
-        <w:rPr>
-          <w:b w:val="0"/>
-          <w:sz w:val="22"/>
-        </w:rPr>
-        <w:t>(b) 5 years</w:t>
+        <w:t xml:space="preserve">(d) Notes page</w:t>
       </w:r>
     </w:p>
     <w:p>
-      <w:pPr>
-        <w:spacing w:after="0" w:before="0"/>
-      </w:pPr>
       <w:r>
-        <w:rPr>
-          <w:b w:val="0"/>
-          <w:sz w:val="22"/>
-        </w:rPr>
-        <w:t>(c) 7 years</w:t>
+        <w:t xml:space="preserve">Answer: a</w:t>
       </w:r>
     </w:p>
     <w:p>
-      <w:pPr>
-        <w:spacing w:after="0" w:before="0"/>
-      </w:pPr>
       <w:r>
-        <w:rPr>
-          <w:b w:val="0"/>
-          <w:sz w:val="22"/>
-        </w:rPr>
-        <w:t>(d) 4 years</w:t>
+        <w:t xml:space="preserve">Solution: Slide Show view displays the presentation full-screen for the audience. Normal view is for editing, outline for structure, and notes for speaker notes.</w:t>
       </w:r>
     </w:p>
     <w:p>
-      <w:pPr>
-        <w:spacing w:after="0" w:before="40"/>
-      </w:pPr>
       <w:r>
-        <w:rPr>
-          <w:b/>
-          <w:sz w:val="22"/>
-        </w:rPr>
-        <w:t>Answer: b</w:t>
+        <w:t xml:space="preserve">Positive Marks: 1</w:t>
       </w:r>
     </w:p>
     <w:p>
-      <w:pPr>
-        <w:spacing w:after="0" w:before="0"/>
-      </w:pPr>
       <w:r>
-        <w:rPr>
-          <w:b w:val="0"/>
-          <w:sz w:val="21"/>
-        </w:rPr>
-        <w:t>Solution: The Lok Sabha has a normal term of 5 years, which can be extended during a national emergency.</w:t>
+        <w:t xml:space="preserve">Negative Marks: 0.25</w:t>
       </w:r>
     </w:p>
     <w:p>
-      <w:pPr>
-        <w:spacing w:after="0" w:before="0"/>
-      </w:pPr>
       <w:r>
-        <w:rPr>
-          <w:b w:val="0"/>
-          <w:sz w:val="20"/>
-        </w:rPr>
-        <w:t>Positive Marks: 1</w:t>
+        <w:t xml:space="preserve"/>
       </w:r>
     </w:p>
     <w:p>
-      <w:pPr>
-        <w:spacing w:after="160" w:before="0"/>
-      </w:pPr>
       <w:r>
-        <w:rPr>
-          <w:b w:val="0"/>
-          <w:sz w:val="20"/>
-        </w:rPr>
-        <w:t>Negative Marks: 0.25</w:t>
+        <w:t xml:space="preserve">Question: The "Sarva Shiksha Abhiyan" (SSA) aimed to:</w:t>
       </w:r>
     </w:p>
     <w:p>
-      <w:pPr>
-        <w:spacing w:after="20" w:before="120"/>
-      </w:pPr>
       <w:r>
-        <w:rPr>
-          <w:b/>
-          <w:sz w:val="22"/>
-        </w:rPr>
-        <w:t>Question: Who was the first Indian to win an individual Olympic gold medal?</w:t>
+        <w:t xml:space="preserve">(a) Universalize elementary education</w:t>
       </w:r>
     </w:p>
     <w:p>
-      <w:pPr>
-        <w:spacing w:after="0" w:before="0"/>
-      </w:pPr>
       <w:r>
-        <w:rPr>
-          <w:b w:val="0"/>
-          <w:sz w:val="22"/>
-        </w:rPr>
-        <w:t>(a) Neeraj Chopra</w:t>
+        <w:t xml:space="preserve">(b) Build hospitals</w:t>
       </w:r>
     </w:p>
     <w:p>
-      <w:pPr>
-        <w:spacing w:after="0" w:before="0"/>
-      </w:pPr>
       <w:r>
-        <w:rPr>
-          <w:b w:val="0"/>
-          <w:sz w:val="22"/>
-        </w:rPr>
-        <w:t>(b) Rajyavardhan Singh Rathore</w:t>
+        <w:t xml:space="preserve">(c) Provide housing</w:t>
       </w:r>
     </w:p>
     <w:p>
-      <w:pPr>
-        <w:spacing w:after="0" w:before="0"/>
-      </w:pPr>
       <w:r>
-        <w:rPr>
-          <w:b w:val="0"/>
-          <w:sz w:val="22"/>
-        </w:rPr>
-        <w:t>(c) P.V. Sindhu</w:t>
+        <w:t xml:space="preserve">(d) Train nurses</w:t>
       </w:r>
     </w:p>
     <w:p>
-      <w:pPr>
-        <w:spacing w:after="0" w:before="0"/>
-      </w:pPr>
       <w:r>
-        <w:rPr>
-          <w:b w:val="0"/>
-          <w:sz w:val="22"/>
-        </w:rPr>
-        <w:t>(d) Abhinav Bindra</w:t>
+        <w:t xml:space="preserve">Answer: a</w:t>
       </w:r>
     </w:p>
     <w:p>
-      <w:pPr>
-        <w:spacing w:after="0" w:before="40"/>
-      </w:pPr>
       <w:r>
-        <w:rPr>
-          <w:b/>
-          <w:sz w:val="22"/>
-        </w:rPr>
-        <w:t>Answer: d</w:t>
+        <w:t xml:space="preserve">Solution: SSA (2000–2010) universalized elementary education — enrolling all children, improving schools, and bridging gender/social gaps — now subsumed under Samagra Shiksha.</w:t>
       </w:r>
     </w:p>
     <w:p>
-      <w:pPr>
-        <w:spacing w:after="0" w:before="0"/>
-      </w:pPr>
       <w:r>
-        <w:rPr>
-          <w:b w:val="0"/>
-          <w:sz w:val="21"/>
-        </w:rPr>
-        <w:t>Solution: Abhinav Bindra won the 10 m air rifle gold at the Beijing Olympics 2008 - India's first individual Olympic gold.</w:t>
+        <w:t xml:space="preserve">Positive Marks: 1</w:t>
       </w:r>
     </w:p>
     <w:p>
-      <w:pPr>
-        <w:spacing w:after="0" w:before="0"/>
-      </w:pPr>
       <w:r>
-        <w:rPr>
-          <w:b w:val="0"/>
-          <w:sz w:val="20"/>
-        </w:rPr>
-        <w:t>Positive Marks: 1</w:t>
+        <w:t xml:space="preserve">Negative Marks: 0.25</w:t>
       </w:r>
     </w:p>
     <w:p>
-      <w:pPr>
-        <w:spacing w:after="160" w:before="0"/>
-      </w:pPr>
       <w:r>
-        <w:rPr>
-          <w:b w:val="0"/>
-          <w:sz w:val="20"/>
-        </w:rPr>
-        <w:t>Negative Marks: 0.25</w:t>
+        <w:t xml:space="preserve"/>
       </w:r>
     </w:p>
     <w:p>
-      <w:pPr>
-        <w:spacing w:after="20" w:before="120"/>
-      </w:pPr>
       <w:r>
-        <w:rPr>
-          <w:b/>
-          <w:sz w:val="22"/>
-        </w:rPr>
-        <w:t>Question: The Jallianwala Bagh massacre took place in which year?</w:t>
+        <w:t xml:space="preserve">Question: Find the next number: 5, 9, 17, 33, 65, ?</w:t>
       </w:r>
     </w:p>
     <w:p>
-      <w:pPr>
-        <w:spacing w:after="0" w:before="0"/>
-      </w:pPr>
       <w:r>
-        <w:rPr>
-          <w:b w:val="0"/>
-          <w:sz w:val="22"/>
-        </w:rPr>
-        <w:t>(a) 1930</w:t>
+        <w:t xml:space="preserve">(a) 129</w:t>
       </w:r>
     </w:p>
     <w:p>
-      <w:pPr>
-        <w:spacing w:after="0" w:before="0"/>
-      </w:pPr>
       <w:r>
-        <w:rPr>
-          <w:b w:val="0"/>
-          <w:sz w:val="22"/>
-        </w:rPr>
-        <w:t>(b) 1919</w:t>
+        <w:t xml:space="preserve">(b) 130</w:t>
       </w:r>
     </w:p>
     <w:p>
-      <w:pPr>
-        <w:spacing w:after="0" w:before="0"/>
-      </w:pPr>
       <w:r>
-        <w:rPr>
-          <w:b w:val="0"/>
-          <w:sz w:val="22"/>
-        </w:rPr>
-        <w:t>(c) 1921</w:t>
+        <w:t xml:space="preserve">(c) 131</w:t>
       </w:r>
     </w:p>
     <w:p>
-      <w:pPr>
-        <w:spacing w:after="0" w:before="0"/>
-      </w:pPr>
       <w:r>
-        <w:rPr>
-          <w:b w:val="0"/>
-          <w:sz w:val="22"/>
-        </w:rPr>
-        <w:t>(d) 1917</w:t>
+        <w:t xml:space="preserve">(d) 132</w:t>
       </w:r>
     </w:p>
     <w:p>
-      <w:pPr>
-        <w:spacing w:after="0" w:before="40"/>
-      </w:pPr>
       <w:r>
-        <w:rPr>
-          <w:b/>
-          <w:sz w:val="22"/>
-        </w:rPr>
-        <w:t>Answer: b</w:t>
+        <w:t xml:space="preserve">Answer: a</w:t>
       </w:r>
     </w:p>
     <w:p>
-      <w:pPr>
-        <w:spacing w:after="0" w:before="0"/>
-      </w:pPr>
       <w:r>
-        <w:rPr>
-          <w:b w:val="0"/>
-          <w:sz w:val="21"/>
-        </w:rPr>
-        <w:t>Solution: The Jallianwala Bagh massacre occurred on 13 April 1919 in Amritsar, Punjab, under General Dyer.</w:t>
+        <w:t xml:space="preserve">Solution: Each term is double the previous minus 1: 5→9 (×2−1), 9→17, 17→33, 33→65, so the next is 65 × 2 − 1 = 129.</w:t>
       </w:r>
     </w:p>
     <w:p>
-      <w:pPr>
-        <w:spacing w:after="0" w:before="0"/>
-      </w:pPr>
       <w:r>
-        <w:rPr>
-          <w:b w:val="0"/>
-          <w:sz w:val="20"/>
-        </w:rPr>
-        <w:t>Positive Marks: 1</w:t>
+        <w:t xml:space="preserve">Positive Marks: 1</w:t>
       </w:r>
     </w:p>
     <w:p>
-      <w:pPr>
-        <w:spacing w:after="160" w:before="0"/>
-      </w:pPr>
       <w:r>
-        <w:rPr>
-          <w:b w:val="0"/>
-          <w:sz w:val="20"/>
-        </w:rPr>
-        <w:t>Negative Marks: 0.25</w:t>
+        <w:t xml:space="preserve">Negative Marks: 0.25</w:t>
       </w:r>
     </w:p>
     <w:p>
-      <w:pPr>
-        <w:spacing w:after="20" w:before="120"/>
-      </w:pPr>
       <w:r>
-        <w:rPr>
-          <w:b/>
-          <w:sz w:val="22"/>
-        </w:rPr>
-        <w:t>Question: Pointing to a girl, Ravi says, 'She is the daughter of my grandfather's only son.' How is the girl related to Ravi?</w:t>
+        <w:t xml:space="preserve">Question: The surface area of a cube with edge 6 cm is:</w:t>
       </w:r>
     </w:p>
     <w:p>
-      <w:pPr>
-        <w:spacing w:after="0" w:before="0"/>
-      </w:pPr>
       <w:r>
-        <w:rPr>
-          <w:b w:val="0"/>
-          <w:sz w:val="22"/>
-        </w:rPr>
-        <w:t>(a) Sister</w:t>
+        <w:t xml:space="preserve">(a) 216 sq cm</w:t>
       </w:r>
     </w:p>
     <w:p>
-      <w:pPr>
-        <w:spacing w:after="0" w:before="0"/>
-      </w:pPr>
       <w:r>
-        <w:rPr>
-          <w:b w:val="0"/>
-          <w:sz w:val="22"/>
-        </w:rPr>
-        <w:t>(b) Aunt</w:t>
+        <w:t xml:space="preserve">(b) 144 sq cm</w:t>
       </w:r>
     </w:p>
     <w:p>
-      <w:pPr>
-        <w:spacing w:after="0" w:before="0"/>
-      </w:pPr>
       <w:r>
-        <w:rPr>
-          <w:b w:val="0"/>
-          <w:sz w:val="22"/>
-        </w:rPr>
-        <w:t>(c) Cousin</w:t>
+        <w:t xml:space="preserve">(c) 72 sq cm</w:t>
       </w:r>
     </w:p>
     <w:p>
-      <w:pPr>
-        <w:spacing w:after="0" w:before="0"/>
-      </w:pPr>
       <w:r>
-        <w:rPr>
-          <w:b w:val="0"/>
-          <w:sz w:val="22"/>
-        </w:rPr>
-        <w:t>(d) Niece</w:t>
+        <w:t xml:space="preserve">(d) 108 sq cm</w:t>
       </w:r>
     </w:p>
     <w:p>
-      <w:pPr>
-        <w:spacing w:after="0" w:before="40"/>
-      </w:pPr>
       <w:r>
-        <w:rPr>
-          <w:b/>
-          <w:sz w:val="22"/>
-        </w:rPr>
-        <w:t>Answer: a</w:t>
+        <w:t xml:space="preserve">Answer: a</w:t>
       </w:r>
     </w:p>
     <w:p>
-      <w:pPr>
-        <w:spacing w:after="0" w:before="0"/>
-      </w:pPr>
       <w:r>
-        <w:rPr>
-          <w:b w:val="0"/>
-          <w:sz w:val="21"/>
-        </w:rPr>
-        <w:t>Solution: Ravi's grandfather's only son is Ravi's father; his father's daughter is Ravi's sister.</w:t>
+        <w:t xml:space="preserve">Solution: Surface area of a cube = 6 × edge² = 6 × 36 = 216 sq cm.</w:t>
       </w:r>
     </w:p>
     <w:p>
-      <w:pPr>
-        <w:spacing w:after="0" w:before="0"/>
-      </w:pPr>
       <w:r>
-        <w:rPr>
-          <w:b w:val="0"/>
-          <w:sz w:val="20"/>
-        </w:rPr>
-        <w:t>Positive Marks: 1</w:t>
+        <w:t xml:space="preserve">Positive Marks: 1</w:t>
       </w:r>
     </w:p>
     <w:p>
-      <w:pPr>
-        <w:spacing w:after="160" w:before="0"/>
-      </w:pPr>
       <w:r>
-        <w:rPr>
-          <w:b w:val="0"/>
-          <w:sz w:val="20"/>
-        </w:rPr>
-        <w:t>Negative Marks: 0.25</w:t>
+        <w:t xml:space="preserve">Negative Marks: 0.25</w:t>
       </w:r>
     </w:p>
     <w:p>
-      <w:pPr>
-        <w:spacing w:after="20" w:before="120"/>
-      </w:pPr>
       <w:r>
-        <w:rPr>
-          <w:b/>
-          <w:sz w:val="22"/>
-        </w:rPr>
-        <w:t>Question: A shirt marked at Rs 800 is sold at a 25% discount. What is the selling price?</w:t>
+        <w:t xml:space="preserve"/>
       </w:r>
     </w:p>
     <w:p>
-      <w:pPr>
-        <w:spacing w:after="0" w:before="0"/>
-      </w:pPr>
       <w:r>
-        <w:rPr>
-          <w:b w:val="0"/>
-          <w:sz w:val="22"/>
-        </w:rPr>
-        <w:t>(a) Rs 600</w:t>
+        <w:t xml:space="preserve">Question: The full form of "LCD" is:</w:t>
       </w:r>
     </w:p>
     <w:p>
-      <w:pPr>
-        <w:spacing w:after="0" w:before="0"/>
-      </w:pPr>
       <w:r>
-        <w:rPr>
-          <w:b w:val="0"/>
-          <w:sz w:val="22"/>
-        </w:rPr>
-        <w:t>(b) Rs 650</w:t>
+        <w:t xml:space="preserve">(a) Liquid Crystal Display</w:t>
       </w:r>
     </w:p>
     <w:p>
-      <w:pPr>
-        <w:spacing w:after="0" w:before="0"/>
-      </w:pPr>
       <w:r>
-        <w:rPr>
-          <w:b w:val="0"/>
-          <w:sz w:val="22"/>
-        </w:rPr>
-        <w:t>(c) Rs 620</w:t>
+        <w:t xml:space="preserve">(b) Light Crystal Display</w:t>
       </w:r>
     </w:p>
     <w:p>
-      <w:pPr>
-        <w:spacing w:after="0" w:before="0"/>
-      </w:pPr>
       <w:r>
-        <w:rPr>
-          <w:b w:val="0"/>
-          <w:sz w:val="22"/>
-        </w:rPr>
-        <w:t>(d) Rs 580</w:t>
+        <w:t xml:space="preserve">(c) Liquid Color Display</w:t>
       </w:r>
     </w:p>
     <w:p>
-      <w:pPr>
-        <w:spacing w:after="0" w:before="40"/>
-      </w:pPr>
       <w:r>
-        <w:rPr>
-          <w:b/>
-          <w:sz w:val="22"/>
-        </w:rPr>
-        <w:t>Answer: a</w:t>
+        <w:t xml:space="preserve">(d) Light Color Display</w:t>
       </w:r>
     </w:p>
     <w:p>
-      <w:pPr>
-        <w:spacing w:after="0" w:before="0"/>
-      </w:pPr>
       <w:r>
-        <w:rPr>
-          <w:b w:val="0"/>
-          <w:sz w:val="21"/>
-        </w:rPr>
-        <w:t>Solution: Selling price = 800 × (1 − 0.25) = 800 × 0.75 = Rs 600.</w:t>
+        <w:t xml:space="preserve">Answer: a</w:t>
       </w:r>
     </w:p>
     <w:p>
-      <w:pPr>
-        <w:spacing w:after="0" w:before="0"/>
-      </w:pPr>
       <w:r>
-        <w:rPr>
-          <w:b w:val="0"/>
-          <w:sz w:val="20"/>
-        </w:rPr>
-        <w:t>Positive Marks: 1</w:t>
+        <w:t xml:space="preserve">Solution: LCD stands for Liquid Crystal Display — a flat-panel display technology used in monitors and TVs.</w:t>
       </w:r>
     </w:p>
     <w:p>
-      <w:pPr>
-        <w:spacing w:after="160" w:before="0"/>
-      </w:pPr>
       <w:r>
-        <w:rPr>
-          <w:b w:val="0"/>
-          <w:sz w:val="20"/>
-        </w:rPr>
-        <w:t>Negative Marks: 0.25</w:t>
+        <w:t xml:space="preserve">Positive Marks: 1</w:t>
       </w:r>
     </w:p>
     <w:p>
-      <w:pPr>
-        <w:spacing w:after="20" w:before="120"/>
-      </w:pPr>
       <w:r>
-        <w:rPr>
-          <w:b/>
-          <w:sz w:val="22"/>
-        </w:rPr>
-        <w:t>Question: ___________ was the first Vice President of India.</w:t>
+        <w:t xml:space="preserve">Negative Marks: 0.25</w:t>
       </w:r>
     </w:p>
     <w:p>
-      <w:pPr>
-        <w:spacing w:after="0" w:before="0"/>
-      </w:pPr>
       <w:r>
-        <w:rPr>
-          <w:b w:val="0"/>
-          <w:sz w:val="22"/>
-        </w:rPr>
-        <w:t>(a) Dr. Rajendra Prasad</w:t>
+        <w:t xml:space="preserve"/>
       </w:r>
     </w:p>
     <w:p>
-      <w:pPr>
-        <w:spacing w:after="0" w:before="0"/>
-      </w:pPr>
       <w:r>
-        <w:rPr>
-          <w:b w:val="0"/>
-          <w:sz w:val="22"/>
-        </w:rPr>
-        <w:t>(b) Pandit Jawahar Lal Nehru</w:t>
+        <w:t xml:space="preserve">Question: The "Kumbh Mela" is held every how many years at each of the four locations?</w:t>
       </w:r>
     </w:p>
     <w:p>
-      <w:pPr>
-        <w:spacing w:after="0" w:before="0"/>
-      </w:pPr>
       <w:r>
-        <w:rPr>
-          <w:b w:val="0"/>
-          <w:sz w:val="22"/>
-        </w:rPr>
-        <w:t>(c) Dr. S. Radhakrishnan</w:t>
+        <w:t xml:space="preserve">(a) 12 years</w:t>
       </w:r>
     </w:p>
     <w:p>
-      <w:pPr>
-        <w:spacing w:after="0" w:before="0"/>
-      </w:pPr>
       <w:r>
-        <w:rPr>
-          <w:b w:val="0"/>
-          <w:sz w:val="22"/>
-        </w:rPr>
-        <w:t>(d) Dr. S. D. Sharma</w:t>
+        <w:t xml:space="preserve">(b) 3 years</w:t>
       </w:r>
     </w:p>
     <w:p>
-      <w:pPr>
-        <w:spacing w:after="0" w:before="40"/>
-      </w:pPr>
       <w:r>
-        <w:rPr>
-          <w:b/>
-          <w:sz w:val="22"/>
-        </w:rPr>
-        <w:t>Answer: c</w:t>
+        <w:t xml:space="preserve">(c) 6 years</w:t>
       </w:r>
     </w:p>
     <w:p>
-      <w:pPr>
-        <w:spacing w:after="0" w:before="0"/>
-      </w:pPr>
       <w:r>
-        <w:rPr>
-          <w:b w:val="0"/>
-          <w:sz w:val="21"/>
-        </w:rPr>
-        <w:t>Solution: Dr. S. Radhakrishnan was the first Vice President of India (1952-1962).</w:t>
+        <w:t xml:space="preserve">(d) 20 years</w:t>
       </w:r>
     </w:p>
     <w:p>
-      <w:pPr>
-        <w:spacing w:after="0" w:before="0"/>
-      </w:pPr>
       <w:r>
-        <w:rPr>
-          <w:b w:val="0"/>
-          <w:sz w:val="20"/>
-        </w:rPr>
-        <w:t>Positive Marks: 1</w:t>
+        <w:t xml:space="preserve">Answer: a</w:t>
       </w:r>
     </w:p>
     <w:p>
-      <w:pPr>
-        <w:spacing w:after="160" w:before="0"/>
-      </w:pPr>
       <w:r>
-        <w:rPr>
-          <w:b w:val="0"/>
-          <w:sz w:val="20"/>
-        </w:rPr>
-        <w:t>Negative Marks: 0.25</w:t>
+        <w:t xml:space="preserve">Solution: The full Kumbh Mela rotates among four locations (Haridwar, Prayagraj, Nashik, Ujjain) — returning to each site every 12 years.</w:t>
       </w:r>
     </w:p>
     <w:p>
-      <w:pPr>
-        <w:spacing w:after="20" w:before="120"/>
-      </w:pPr>
       <w:r>
-        <w:rPr>
-          <w:b/>
-          <w:sz w:val="22"/>
-        </w:rPr>
-        <w:t>Question: Find the next number in the series: 7, 14, 28, 56, ?</w:t>
+        <w:t xml:space="preserve">Positive Marks: 1</w:t>
       </w:r>
     </w:p>
     <w:p>
-      <w:pPr>
-        <w:spacing w:after="0" w:before="0"/>
-      </w:pPr>
       <w:r>
-        <w:rPr>
-          <w:b w:val="0"/>
-          <w:sz w:val="22"/>
-        </w:rPr>
-        <w:t>(a) 112</w:t>
+        <w:t xml:space="preserve">Negative Marks: 0.25</w:t>
       </w:r>
     </w:p>
     <w:p>
-      <w:pPr>
-        <w:spacing w:after="0" w:before="0"/>
-      </w:pPr>
       <w:r>
-        <w:rPr>
-          <w:b w:val="0"/>
-          <w:sz w:val="22"/>
-        </w:rPr>
-        <w:t>(b) 126</w:t>
+        <w:t xml:space="preserve"/>
       </w:r>
     </w:p>
     <w:p>
-      <w:pPr>
-        <w:spacing w:after="0" w:before="0"/>
-      </w:pPr>
       <w:r>
-        <w:rPr>
-          <w:b w:val="0"/>
-          <w:sz w:val="22"/>
-        </w:rPr>
-        <w:t>(c) 98</w:t>
+        <w:t xml:space="preserve">Question: A man can do a piece of work in 10 days. In 3 days, he completes what fraction of the work?</w:t>
       </w:r>
     </w:p>
     <w:p>
-      <w:pPr>
-        <w:spacing w:after="0" w:before="0"/>
-      </w:pPr>
       <w:r>
-        <w:rPr>
-          <w:b w:val="0"/>
-          <w:sz w:val="22"/>
-        </w:rPr>
-        <w:t>(d) 84</w:t>
+        <w:t xml:space="preserve">(a) 1/10</w:t>
       </w:r>
     </w:p>
     <w:p>
-      <w:pPr>
-        <w:spacing w:after="0" w:before="40"/>
-      </w:pPr>
       <w:r>
-        <w:rPr>
-          <w:b/>
-          <w:sz w:val="22"/>
-        </w:rPr>
-        <w:t>Answer: a</w:t>
+        <w:t xml:space="preserve">(b) 1/3</w:t>
       </w:r>
     </w:p>
     <w:p>
-      <w:pPr>
-        <w:spacing w:after="0" w:before="0"/>
-      </w:pPr>
       <w:r>
-        <w:rPr>
-          <w:b w:val="0"/>
-          <w:sz w:val="21"/>
-        </w:rPr>
-        <w:t>Solution: Each term is doubled: 56 × 2 = 112.</w:t>
+        <w:t xml:space="preserve">(c) 3/10</w:t>
       </w:r>
     </w:p>
     <w:p>
-      <w:pPr>
-        <w:spacing w:after="0" w:before="0"/>
-      </w:pPr>
       <w:r>
-        <w:rPr>
-          <w:b w:val="0"/>
-          <w:sz w:val="20"/>
-        </w:rPr>
-        <w:t>Positive Marks: 1</w:t>
+        <w:t xml:space="preserve">(d) 7/10</w:t>
       </w:r>
     </w:p>
     <w:p>
-      <w:pPr>
-        <w:spacing w:after="160" w:before="0"/>
-      </w:pPr>
       <w:r>
-        <w:rPr>
-          <w:b w:val="0"/>
-          <w:sz w:val="20"/>
-        </w:rPr>
-        <w:t>Negative Marks: 0.25</w:t>
+        <w:t xml:space="preserve">Answer: c</w:t>
       </w:r>
     </w:p>
     <w:p>
-      <w:pPr>
-        <w:spacing w:after="20" w:before="120"/>
-      </w:pPr>
       <w:r>
-        <w:rPr>
-          <w:b/>
-          <w:sz w:val="22"/>
-        </w:rPr>
-        <w:t>Question: What is at the back of a Rs. 2000 note of Mahatma Gandhi (new) series?</w:t>
+        <w:t xml:space="preserve">Solution: In 1 day, 1/10 of the work is done. In 3 days, 3/10.</w:t>
       </w:r>
     </w:p>
     <w:p>
-      <w:pPr>
-        <w:spacing w:after="0" w:before="0"/>
-      </w:pPr>
       <w:r>
-        <w:rPr>
-          <w:b w:val="0"/>
-          <w:sz w:val="22"/>
-        </w:rPr>
-        <w:t>(a) Sun Temple</w:t>
+        <w:t xml:space="preserve">Positive Marks: 1</w:t>
       </w:r>
     </w:p>
     <w:p>
-      <w:pPr>
-        <w:spacing w:after="0" w:before="0"/>
-      </w:pPr>
       <w:r>
-        <w:rPr>
-          <w:b w:val="0"/>
-          <w:sz w:val="22"/>
-        </w:rPr>
-        <w:t>(b) Mangalayan</w:t>
+        <w:t xml:space="preserve">Negative Marks: 0.25</w:t>
       </w:r>
     </w:p>
     <w:p>
-      <w:pPr>
-        <w:spacing w:after="0" w:before="0"/>
-      </w:pPr>
       <w:r>
-        <w:rPr>
-          <w:b w:val="0"/>
-          <w:sz w:val="22"/>
-        </w:rPr>
-        <w:t>(c) Rani Ki Vav</w:t>
+        <w:t xml:space="preserve"/>
       </w:r>
     </w:p>
     <w:p>
-      <w:pPr>
-        <w:spacing w:after="0" w:before="0"/>
-      </w:pPr>
       <w:r>
-        <w:rPr>
-          <w:b w:val="0"/>
-          <w:sz w:val="22"/>
-        </w:rPr>
-        <w:t>(d) Red Fort</w:t>
+        <w:t xml:space="preserve">Question: Which device is used to print documents on paper?</w:t>
       </w:r>
     </w:p>
     <w:p>
-      <w:pPr>
-        <w:spacing w:after="0" w:before="40"/>
-      </w:pPr>
       <w:r>
-        <w:rPr>
-          <w:b/>
-          <w:sz w:val="22"/>
-        </w:rPr>
-        <w:t>Answer: b</w:t>
+        <w:t xml:space="preserve">(a) Printer</w:t>
       </w:r>
     </w:p>
     <w:p>
-      <w:pPr>
-        <w:spacing w:after="0" w:before="0"/>
-      </w:pPr>
       <w:r>
-        <w:rPr>
-          <w:b w:val="0"/>
-          <w:sz w:val="21"/>
-        </w:rPr>
-        <w:t>Solution: The back of the new-series Rs 2000 note depicts Mangalyaan (India's Mars orbiter mission).</w:t>
+        <w:t xml:space="preserve">(b) Scanner</w:t>
       </w:r>
     </w:p>
     <w:p>
-      <w:pPr>
-        <w:spacing w:after="0" w:before="0"/>
-      </w:pPr>
       <w:r>
-        <w:rPr>
-          <w:b w:val="0"/>
-          <w:sz w:val="20"/>
-        </w:rPr>
-        <w:t>Positive Marks: 1</w:t>
+        <w:t xml:space="preserve">(c) Microphone</w:t>
       </w:r>
     </w:p>
     <w:p>
-      <w:pPr>
-        <w:spacing w:after="160" w:before="0"/>
-      </w:pPr>
       <w:r>
-        <w:rPr>
-          <w:b w:val="0"/>
-          <w:sz w:val="20"/>
-        </w:rPr>
-        <w:t>Negative Marks: 0.25</w:t>
+        <w:t xml:space="preserve">(d) Mouse</w:t>
       </w:r>
     </w:p>
     <w:p>
-      <w:pPr>
-        <w:spacing w:after="20" w:before="120"/>
-      </w:pPr>
       <w:r>
-        <w:rPr>
-          <w:b/>
-          <w:sz w:val="22"/>
-        </w:rPr>
-        <w:t>Question: The first Indian woman to climb Mount Everest was:</w:t>
+        <w:t xml:space="preserve">Answer: a</w:t>
       </w:r>
     </w:p>
     <w:p>
-      <w:pPr>
-        <w:spacing w:after="0" w:before="0"/>
-      </w:pPr>
       <w:r>
-        <w:rPr>
-          <w:b w:val="0"/>
-          <w:sz w:val="22"/>
-        </w:rPr>
-        <w:t>(a) Santosh Yadav</w:t>
+        <w:t xml:space="preserve">Solution: A printer outputs documents on paper. Scanners, microphones, and mice are input devices.</w:t>
       </w:r>
     </w:p>
     <w:p>
-      <w:pPr>
-        <w:spacing w:after="0" w:before="0"/>
-      </w:pPr>
       <w:r>
-        <w:rPr>
-          <w:b w:val="0"/>
-          <w:sz w:val="22"/>
-        </w:rPr>
-        <w:t>(b) Arunima Sinha</w:t>
+        <w:t xml:space="preserve">Positive Marks: 1</w:t>
       </w:r>
     </w:p>
     <w:p>
-      <w:pPr>
-        <w:spacing w:after="0" w:before="0"/>
-      </w:pPr>
       <w:r>
-        <w:rPr>
-          <w:b w:val="0"/>
-          <w:sz w:val="22"/>
-        </w:rPr>
-        <w:t>(c) Bachendri Pal</w:t>
+        <w:t xml:space="preserve">Negative Marks: 0.25</w:t>
       </w:r>
     </w:p>
     <w:p>
-      <w:pPr>
-        <w:spacing w:after="0" w:before="0"/>
-      </w:pPr>
       <w:r>
-        <w:rPr>
-          <w:b w:val="0"/>
-          <w:sz w:val="22"/>
-        </w:rPr>
-        <w:t>(d) Premlata Agrawal</w:t>
+        <w:t xml:space="preserve"/>
       </w:r>
     </w:p>
     <w:p>
-      <w:pPr>
-        <w:spacing w:after="0" w:before="40"/>
-      </w:pPr>
       <w:r>
-        <w:rPr>
-          <w:b/>
-          <w:sz w:val="22"/>
-        </w:rPr>
-        <w:t>Answer: c</w:t>
+        <w:t xml:space="preserve">Question: The "Ajanta Caves" are located in which state?</w:t>
       </w:r>
     </w:p>
     <w:p>
-      <w:pPr>
-        <w:spacing w:after="0" w:before="0"/>
-      </w:pPr>
       <w:r>
-        <w:rPr>
-          <w:b w:val="0"/>
-          <w:sz w:val="21"/>
-        </w:rPr>
-        <w:t>Solution: Bachendri Pal was the first Indian woman to climb Everest (1984); Santosh Yadav did it twice.</w:t>
+        <w:t xml:space="preserve">(a) Maharashtra</w:t>
       </w:r>
     </w:p>
     <w:p>
-      <w:pPr>
-        <w:spacing w:after="0" w:before="0"/>
-      </w:pPr>
       <w:r>
-        <w:rPr>
-          <w:b w:val="0"/>
-          <w:sz w:val="20"/>
-        </w:rPr>
-        <w:t>Positive Marks: 1</w:t>
+        <w:t xml:space="preserve">(b) Madhya Pradesh</w:t>
       </w:r>
     </w:p>
     <w:p>
-      <w:pPr>
-        <w:spacing w:after="160" w:before="0"/>
-      </w:pPr>
       <w:r>
-        <w:rPr>
-          <w:b w:val="0"/>
-          <w:sz w:val="20"/>
-        </w:rPr>
-        <w:t>Negative Marks: 0.25</w:t>
+        <w:t xml:space="preserve">(c) Odisha</w:t>
       </w:r>
     </w:p>
     <w:p>
-      <w:pPr>
-        <w:spacing w:after="20" w:before="120"/>
-      </w:pPr>
       <w:r>
-        <w:rPr>
-          <w:b/>
-          <w:sz w:val="22"/>
-        </w:rPr>
-        <w:t>Question: Maximum Bharat ratna awards were given in which year:</w:t>
+        <w:t xml:space="preserve">(d) Gujarat</w:t>
       </w:r>
     </w:p>
     <w:p>
-      <w:pPr>
-        <w:spacing w:after="0" w:before="0"/>
-      </w:pPr>
       <w:r>
-        <w:rPr>
-          <w:b w:val="0"/>
-          <w:sz w:val="22"/>
-        </w:rPr>
-        <w:t>(a) 1999</w:t>
+        <w:t xml:space="preserve">Answer: a</w:t>
       </w:r>
     </w:p>
     <w:p>
-      <w:pPr>
-        <w:spacing w:after="0" w:before="0"/>
-      </w:pPr>
       <w:r>
-        <w:rPr>
-          <w:b w:val="0"/>
-          <w:sz w:val="22"/>
-        </w:rPr>
-        <w:t>(b) 2024</w:t>
+        <w:t xml:space="preserve">Solution: The Ajanta Caves (UNESCO World Heritage Site) are ancient Buddhist rock-cut caves in Maharashtra — famous for their paintings and sculptures.</w:t>
       </w:r>
     </w:p>
     <w:p>
-      <w:pPr>
-        <w:spacing w:after="0" w:before="0"/>
-      </w:pPr>
       <w:r>
-        <w:rPr>
-          <w:b w:val="0"/>
-          <w:sz w:val="22"/>
-        </w:rPr>
-        <w:t>(c) 2022</w:t>
+        <w:t xml:space="preserve">Positive Marks: 1</w:t>
       </w:r>
     </w:p>
     <w:p>
-      <w:pPr>
-        <w:spacing w:after="0" w:before="0"/>
-      </w:pPr>
       <w:r>
-        <w:rPr>
-          <w:b w:val="0"/>
-          <w:sz w:val="22"/>
-        </w:rPr>
-        <w:t>(d) 1989</w:t>
+        <w:t xml:space="preserve">Negative Marks: 0.25</w:t>
       </w:r>
     </w:p>
     <w:p>
-      <w:pPr>
-        <w:spacing w:after="0" w:before="40"/>
-      </w:pPr>
       <w:r>
-        <w:rPr>
-          <w:b/>
-          <w:sz w:val="22"/>
-        </w:rPr>
-        <w:t>Answer: b</w:t>
+        <w:t xml:space="preserve"/>
       </w:r>
     </w:p>
     <w:p>
-      <w:pPr>
-        <w:spacing w:after="0" w:before="0"/>
-      </w:pPr>
       <w:r>
-        <w:rPr>
-          <w:b w:val="0"/>
-          <w:sz w:val="21"/>
-        </w:rPr>
-        <w:t>Solution: The maximum number of Bharat Ratna awards (5) was given in the year 2024.</w:t>
+        <w:t xml:space="preserve">Question: If 35% of a number is 70, the number is:</w:t>
       </w:r>
     </w:p>
     <w:p>
-      <w:pPr>
-        <w:spacing w:after="0" w:before="0"/>
-      </w:pPr>
       <w:r>
-        <w:rPr>
-          <w:b w:val="0"/>
-          <w:sz w:val="20"/>
-        </w:rPr>
-        <w:t>Positive Marks: 1</w:t>
+        <w:t xml:space="preserve">(a) 150</w:t>
       </w:r>
     </w:p>
     <w:p>
-      <w:pPr>
-        <w:spacing w:after="160" w:before="0"/>
-      </w:pPr>
       <w:r>
-        <w:rPr>
-          <w:b w:val="0"/>
-          <w:sz w:val="20"/>
-        </w:rPr>
-        <w:t>Negative Marks: 0.25</w:t>
+        <w:t xml:space="preserve">(b) 180</w:t>
       </w:r>
     </w:p>
     <w:p>
-      <w:pPr>
-        <w:spacing w:after="20" w:before="120"/>
-      </w:pPr>
       <w:r>
-        <w:rPr>
-          <w:b/>
-          <w:sz w:val="22"/>
-        </w:rPr>
-        <w:t>Question: The sum of two numbers is 50 and their difference is 10. What is the larger number?</w:t>
+        <w:t xml:space="preserve">(c) 200</w:t>
       </w:r>
     </w:p>
     <w:p>
-      <w:pPr>
-        <w:spacing w:after="0" w:before="0"/>
-      </w:pPr>
       <w:r>
-        <w:rPr>
-          <w:b w:val="0"/>
-          <w:sz w:val="22"/>
-        </w:rPr>
-        <w:t>(a) 30</w:t>
+        <w:t xml:space="preserve">(d) 250</w:t>
       </w:r>
     </w:p>
     <w:p>
-      <w:pPr>
-        <w:spacing w:after="0" w:before="0"/>
-      </w:pPr>
       <w:r>
-        <w:rPr>
-          <w:b w:val="0"/>
-          <w:sz w:val="22"/>
-        </w:rPr>
-        <w:t>(b) 25</w:t>
+        <w:t xml:space="preserve">Answer: c</w:t>
       </w:r>
     </w:p>
     <w:p>
-      <w:pPr>
-        <w:spacing w:after="0" w:before="0"/>
-      </w:pPr>
       <w:r>
-        <w:rPr>
-          <w:b w:val="0"/>
-          <w:sz w:val="22"/>
-        </w:rPr>
-        <w:t>(c) 40</w:t>
+        <w:t xml:space="preserve">Solution: 0.35x = 70 → x = 70 ÷ 0.35 = 200.</w:t>
       </w:r>
     </w:p>
     <w:p>
-      <w:pPr>
-        <w:spacing w:after="0" w:before="0"/>
-      </w:pPr>
       <w:r>
-        <w:rPr>
-          <w:b w:val="0"/>
-          <w:sz w:val="22"/>
-        </w:rPr>
-        <w:t>(d) 35</w:t>
+        <w:t xml:space="preserve">Positive Marks: 1</w:t>
       </w:r>
     </w:p>
     <w:p>
-      <w:pPr>
-        <w:spacing w:after="0" w:before="40"/>
-      </w:pPr>
       <w:r>
-        <w:rPr>
-          <w:b/>
-          <w:sz w:val="22"/>
-        </w:rPr>
-        <w:t>Answer: a</w:t>
+        <w:t xml:space="preserve">Negative Marks: 0.25</w:t>
       </w:r>
     </w:p>
     <w:p>
-      <w:pPr>
-        <w:spacing w:after="0" w:before="0"/>
-      </w:pPr>
       <w:r>
-        <w:rPr>
-          <w:b w:val="0"/>
-          <w:sz w:val="21"/>
-        </w:rPr>
-        <w:t>Solution: Larger = (sum + difference)/2 = (50 + 10)/2 = 30.</w:t>
+        <w:t xml:space="preserve"/>
       </w:r>
     </w:p>
     <w:p>
-      <w:pPr>
-        <w:spacing w:after="0" w:before="0"/>
-      </w:pPr>
       <w:r>
-        <w:rPr>
-          <w:b w:val="0"/>
-          <w:sz w:val="20"/>
-        </w:rPr>
-        <w:t>Positive Marks: 1</w:t>
+        <w:t xml:space="preserve">Question: The key used to switch between open windows in Windows is:</w:t>
       </w:r>
     </w:p>
     <w:p>
-      <w:pPr>
-        <w:spacing w:after="160" w:before="0"/>
-      </w:pPr>
       <w:r>
-        <w:rPr>
-          <w:b w:val="0"/>
-          <w:sz w:val="20"/>
-        </w:rPr>
-        <w:t>Negative Marks: 0.25</w:t>
+        <w:t xml:space="preserve">(a) Alt + Tab</w:t>
       </w:r>
     </w:p>
     <w:p>
-      <w:pPr>
-        <w:spacing w:after="20" w:before="120"/>
-      </w:pPr>
       <w:r>
-        <w:rPr>
-          <w:b/>
-          <w:sz w:val="22"/>
-        </w:rPr>
-        <w:t>Question: Pipe A fills a tank in 10 hours and pipe B empties it in 15 hours. If both are opened together, how long will the tank take to fill?</w:t>
+        <w:t xml:space="preserve">(b) Ctrl + Tab</w:t>
       </w:r>
     </w:p>
     <w:p>
-      <w:pPr>
-        <w:spacing w:after="0" w:before="0"/>
-      </w:pPr>
       <w:r>
-        <w:rPr>
-          <w:b w:val="0"/>
-          <w:sz w:val="22"/>
-        </w:rPr>
-        <w:t>(a) 25 hours</w:t>
+        <w:t xml:space="preserve">(c) Shift + Tab</w:t>
       </w:r>
     </w:p>
     <w:p>
-      <w:pPr>
-        <w:spacing w:after="0" w:before="0"/>
-      </w:pPr>
       <w:r>
-        <w:rPr>
-          <w:b w:val="0"/>
-          <w:sz w:val="22"/>
-        </w:rPr>
-        <w:t>(b) 30 hours</w:t>
+        <w:t xml:space="preserve">(d) Esc + Tab</w:t>
       </w:r>
     </w:p>
     <w:p>
-      <w:pPr>
-        <w:spacing w:after="0" w:before="0"/>
-      </w:pPr>
       <w:r>
-        <w:rPr>
-          <w:b w:val="0"/>
-          <w:sz w:val="22"/>
-        </w:rPr>
-        <w:t>(c) 12 hours</w:t>
+        <w:t xml:space="preserve">Answer: a</w:t>
       </w:r>
     </w:p>
     <w:p>
-      <w:pPr>
-        <w:spacing w:after="0" w:before="0"/>
-      </w:pPr>
       <w:r>
-        <w:rPr>
-          <w:b w:val="0"/>
-          <w:sz w:val="22"/>
-        </w:rPr>
-        <w:t>(d) 6 hours</w:t>
+        <w:t xml:space="preserve">Solution: Alt + Tab switches between open applications/windows. Ctrl + Tab switches within tabs (browsers).</w:t>
       </w:r>
     </w:p>
     <w:p>
-      <w:pPr>
-        <w:spacing w:after="0" w:before="40"/>
-      </w:pPr>
       <w:r>
-        <w:rPr>
-          <w:b/>
-          <w:sz w:val="22"/>
-        </w:rPr>
-        <w:t>Answer: b</w:t>
+        <w:t xml:space="preserve">Positive Marks: 1</w:t>
       </w:r>
     </w:p>
     <w:p>
-      <w:pPr>
-        <w:spacing w:after="0" w:before="0"/>
-      </w:pPr>
       <w:r>
-        <w:rPr>
-          <w:b w:val="0"/>
-          <w:sz w:val="21"/>
-        </w:rPr>
-        <w:t>Solution: Net filling = 1/10 − 1/15 = 1/30 tank per hour, so 30 hours.</w:t>
+        <w:t xml:space="preserve">Negative Marks: 0.25</w:t>
       </w:r>
     </w:p>
     <w:p>
-      <w:pPr>
-        <w:spacing w:after="0" w:before="0"/>
-      </w:pPr>
       <w:r>
-        <w:rPr>
-          <w:b w:val="0"/>
-          <w:sz w:val="20"/>
-        </w:rPr>
-        <w:t>Positive Marks: 1</w:t>
+        <w:t xml:space="preserve"/>
       </w:r>
     </w:p>
     <w:p>
-      <w:pPr>
-        <w:spacing w:after="160" w:before="0"/>
-      </w:pPr>
       <w:r>
-        <w:rPr>
-          <w:b w:val="0"/>
-          <w:sz w:val="20"/>
-        </w:rPr>
-        <w:t>Negative Marks: 0.25</w:t>
+        <w:t xml:space="preserve">Question: The "Dravida Munnetra Kazhagam" (DMK) is a political party primarily based in:</w:t>
+      </w:r>
+    </w:p>
+    <w:p>
+      <w:r>
+        <w:t xml:space="preserve">(a) Tamil Nadu</w:t>
+      </w:r>
+    </w:p>
+    <w:p>
+      <w:r>
+        <w:t xml:space="preserve">(b) Kerala</w:t>
+      </w:r>
+    </w:p>
+    <w:p>
+      <w:r>
+        <w:t xml:space="preserve">(c) Karnataka</w:t>
+      </w:r>
+    </w:p>
+    <w:p>
+      <w:r>
+        <w:t xml:space="preserve">(d) Andhra Pradesh</w:t>
+      </w:r>
+    </w:p>
+    <w:p>
+      <w:r>
+        <w:t xml:space="preserve">Answer: a</w:t>
+      </w:r>
+    </w:p>
+    <w:p>
+      <w:r>
+        <w:t xml:space="preserve">Solution: The DMK is a major Dravidian political party based in Tamil Nadu — founded in 1949, rooted in the Dravidian movement.</w:t>
+      </w:r>
+    </w:p>
+    <w:p>
+      <w:r>
+        <w:t xml:space="preserve">Positive Marks: 1</w:t>
+      </w:r>
+    </w:p>
+    <w:p>
+      <w:r>
+        <w:t xml:space="preserve">Negative Marks: 0.25</w:t>
+      </w:r>
+    </w:p>
+    <w:p>
+      <w:r>
+        <w:t xml:space="preserve"/>
+      </w:r>
+    </w:p>
+    <w:p>
+      <w:r>
+        <w:t xml:space="preserve">Question: If 3(x + 4) = 21, then x equals:</w:t>
+      </w:r>
+    </w:p>
+    <w:p>
+      <w:r>
+        <w:t xml:space="preserve">(a) 2</w:t>
+      </w:r>
+    </w:p>
+    <w:p>
+      <w:r>
+        <w:t xml:space="preserve">(b) 3</w:t>
+      </w:r>
+    </w:p>
+    <w:p>
+      <w:r>
+        <w:t xml:space="preserve">(c) 4</w:t>
+      </w:r>
+    </w:p>
+    <w:p>
+      <w:r>
+        <w:t xml:space="preserve">(d) 5</w:t>
+      </w:r>
+    </w:p>
+    <w:p>
+      <w:r>
+        <w:t xml:space="preserve">Answer: b</w:t>
+      </w:r>
+    </w:p>
+    <w:p>
+      <w:r>
+        <w:t xml:space="preserve">Solution: 3(x + 4) = 21 → x + 4 = 7 → x = 3.</w:t>
+      </w:r>
+    </w:p>
+    <w:p>
+      <w:r>
+        <w:t xml:space="preserve">Positive Marks: 1</w:t>
+      </w:r>
+    </w:p>
+    <w:p>
+      <w:r>
+        <w:t xml:space="preserve">Negative Marks: 0.25</w:t>
       </w:r>
     </w:p>
     <w:sectPr>
       <w:pgSz w:w="12240" w:h="15840"/>
-      <w:pgMar w:top="864" w:right="1008" w:bottom="864" w:left="1008" w:header="720" w:footer="720" w:gutter="0"/>
+      <w:pgMar w:top="1440" w:right="1800" w:bottom="1440" w:left="1800" w:header="720" w:footer="720" w:gutter="0"/>
       <w:cols w:space="720"/>
       <w:docGrid w:linePitch="360"/>
     </w:sectPr>
@@ -2535,10 +1365,6 @@
     <w:name w:val="Normal"/>
     <w:qFormat/>
     <w:rsid w:val="00FC693F"/>
-    <w:rPr>
-      <w:rFonts w:ascii="Calibri" w:hAnsi="Calibri"/>
-      <w:sz w:val="22"/>
-    </w:rPr>
   </w:style>
   <w:style w:type="paragraph" w:styleId="Header">
     <w:name w:val="header"/>
